--- a/docs/tech/ezEKP_SSL_적용방법.docx
+++ b/docs/tech/ezEKP_SSL_적용방법.docx
@@ -1195,8 +1195,6 @@
           <w:szCs w:val="20"/>
         </w:rPr>
       </w:pPr>
-      <w:bookmarkStart w:id="0" w:name="_GoBack"/>
-      <w:bookmarkEnd w:id="0"/>
     </w:p>
     <w:p>
       <w:pPr>
@@ -1521,6 +1519,9 @@
     <w:p>
       <w:pPr>
         <w:pStyle w:val="a4"/>
+        <w:rPr>
+          <w:rFonts w:hint="eastAsia"/>
+        </w:rPr>
       </w:pPr>
       <w:proofErr w:type="spellStart"/>
       <w:r>
@@ -1577,6 +1578,8 @@
         </w:rPr>
         <w:t xml:space="preserve"> 파일을 다음과 같이 수정한다.</w:t>
       </w:r>
+      <w:bookmarkStart w:id="0" w:name="_GoBack"/>
+      <w:bookmarkEnd w:id="0"/>
     </w:p>
     <w:p>
       <w:pPr>
@@ -1623,7 +1626,7 @@
                     <pic:cNvPicPr/>
                   </pic:nvPicPr>
                   <pic:blipFill>
-                    <a:blip r:embed="rId6"/>
+                    <a:blip r:embed="rId8"/>
                     <a:stretch>
                       <a:fillRect/>
                     </a:stretch>
@@ -1670,7 +1673,7 @@
         </w:rPr>
         <w:t xml:space="preserve"> 세팅을 해주면 </w:t>
       </w:r>
-      <w:hyperlink r:id="rId7" w:history="1">
+      <w:hyperlink r:id="rId9" w:history="1">
         <w:r>
           <w:rPr>
             <w:rStyle w:val="a5"/>
@@ -1715,7 +1718,7 @@
         </w:rPr>
         <w:t xml:space="preserve">하지만 </w:t>
       </w:r>
-      <w:hyperlink r:id="rId8" w:history="1">
+      <w:hyperlink r:id="rId10" w:history="1">
         <w:r>
           <w:rPr>
             <w:rStyle w:val="a5"/>
@@ -1822,7 +1825,7 @@
                     <pic:cNvPicPr/>
                   </pic:nvPicPr>
                   <pic:blipFill>
-                    <a:blip r:embed="rId9"/>
+                    <a:blip r:embed="rId11"/>
                     <a:stretch>
                       <a:fillRect/>
                     </a:stretch>
@@ -1906,14 +1909,47 @@
         <w:rPr>
           <w:rFonts w:hint="eastAsia"/>
         </w:rPr>
-        <w:t>해당폴더에</w:t>
+        <w:t>해당폴더</w:t>
       </w:r>
       <w:proofErr w:type="spellEnd"/>
       <w:r>
         <w:rPr>
           <w:rFonts w:hint="eastAsia"/>
         </w:rPr>
-        <w:t xml:space="preserve"> 있는 w</w:t>
+        <w:t>(</w:t>
+      </w:r>
+      <w:r>
+        <w:t>/home/</w:t>
+      </w:r>
+      <w:proofErr w:type="spellStart"/>
+      <w:r>
+        <w:t>jmocha</w:t>
+      </w:r>
+      <w:proofErr w:type="spellEnd"/>
+      <w:r>
+        <w:t>/</w:t>
+      </w:r>
+      <w:proofErr w:type="spellStart"/>
+      <w:r>
+        <w:t>ezEKP</w:t>
+      </w:r>
+      <w:proofErr w:type="spellEnd"/>
+      <w:r>
+        <w:t>/</w:t>
+      </w:r>
+      <w:proofErr w:type="spellStart"/>
+      <w:r>
+        <w:t>ezFlow</w:t>
+      </w:r>
+      <w:proofErr w:type="spellEnd"/>
+      <w:r>
+        <w:t>/conf)</w:t>
+      </w:r>
+      <w:r>
+        <w:rPr>
+          <w:rFonts w:hint="eastAsia"/>
+        </w:rPr>
+        <w:t>에 있는 w</w:t>
       </w:r>
       <w:r>
         <w:t>eb.xml</w:t>
@@ -2536,7 +2572,7 @@
                     <pic:cNvPicPr/>
                   </pic:nvPicPr>
                   <pic:blipFill>
-                    <a:blip r:embed="rId10"/>
+                    <a:blip r:embed="rId12"/>
                     <a:stretch>
                       <a:fillRect/>
                     </a:stretch>
@@ -2565,6 +2601,56 @@
     </w:sectPr>
   </w:body>
 </w:document>
+</file>
+
+<file path=word/endnotes.xml><?xml version="1.0" encoding="utf-8"?>
+<w:endnotes xmlns:wpc="http://schemas.microsoft.com/office/word/2010/wordprocessingCanvas" xmlns:cx="http://schemas.microsoft.com/office/drawing/2014/chartex" xmlns:cx1="http://schemas.microsoft.com/office/drawing/2015/9/8/chartex" xmlns:cx2="http://schemas.microsoft.com/office/drawing/2015/10/21/chartex" xmlns:cx3="http://schemas.microsoft.com/office/drawing/2016/5/9/chartex" xmlns:cx4="http://schemas.microsoft.com/office/drawing/2016/5/10/chartex" xmlns:cx5="http://schemas.microsoft.com/office/drawing/2016/5/11/chartex" xmlns:cx6="http://schemas.microsoft.com/office/drawing/2016/5/12/chartex" xmlns:cx7="http://schemas.microsoft.com/office/drawing/2016/5/13/chartex" xmlns:cx8="http://schemas.microsoft.com/office/drawing/2016/5/14/chartex" xmlns:mc="http://schemas.openxmlformats.org/markup-compatibility/2006" xmlns:aink="http://schemas.microsoft.com/office/drawing/2016/ink" xmlns:am3d="http://schemas.microsoft.com/office/drawing/2017/model3d" xmlns:o="urn:schemas-microsoft-com:office:office" xmlns:r="http://schemas.openxmlformats.org/officeDocument/2006/relationships" xmlns:m="http://schemas.openxmlformats.org/officeDocument/2006/math" xmlns:v="urn:schemas-microsoft-com:vml" xmlns:wp14="http://schemas.microsoft.com/office/word/2010/wordprocessingDrawing" xmlns:wp="http://schemas.openxmlformats.org/drawingml/2006/wordprocessingDrawing" xmlns:w10="urn:schemas-microsoft-com:office:word" xmlns:w="http://schemas.openxmlformats.org/wordprocessingml/2006/main" xmlns:w14="http://schemas.microsoft.com/office/word/2010/wordml" xmlns:w15="http://schemas.microsoft.com/office/word/2012/wordml" xmlns:w16cid="http://schemas.microsoft.com/office/word/2016/wordml/cid" xmlns:w16se="http://schemas.microsoft.com/office/word/2015/wordml/symex" xmlns:wpg="http://schemas.microsoft.com/office/word/2010/wordprocessingGroup" xmlns:wpi="http://schemas.microsoft.com/office/word/2010/wordprocessingInk" xmlns:wne="http://schemas.microsoft.com/office/word/2006/wordml" xmlns:wps="http://schemas.microsoft.com/office/word/2010/wordprocessingShape" mc:Ignorable="w14 w15 w16se w16cid wp14">
+  <w:endnote w:type="separator" w:id="-1">
+    <w:p>
+      <w:pPr>
+        <w:spacing w:after="0" w:line="240" w:lineRule="auto"/>
+      </w:pPr>
+      <w:r>
+        <w:separator/>
+      </w:r>
+    </w:p>
+  </w:endnote>
+  <w:endnote w:type="continuationSeparator" w:id="0">
+    <w:p>
+      <w:pPr>
+        <w:spacing w:after="0" w:line="240" w:lineRule="auto"/>
+      </w:pPr>
+      <w:r>
+        <w:continuationSeparator/>
+      </w:r>
+    </w:p>
+  </w:endnote>
+</w:endnotes>
+</file>
+
+<file path=word/footnotes.xml><?xml version="1.0" encoding="utf-8"?>
+<w:footnotes xmlns:wpc="http://schemas.microsoft.com/office/word/2010/wordprocessingCanvas" xmlns:cx="http://schemas.microsoft.com/office/drawing/2014/chartex" xmlns:cx1="http://schemas.microsoft.com/office/drawing/2015/9/8/chartex" xmlns:cx2="http://schemas.microsoft.com/office/drawing/2015/10/21/chartex" xmlns:cx3="http://schemas.microsoft.com/office/drawing/2016/5/9/chartex" xmlns:cx4="http://schemas.microsoft.com/office/drawing/2016/5/10/chartex" xmlns:cx5="http://schemas.microsoft.com/office/drawing/2016/5/11/chartex" xmlns:cx6="http://schemas.microsoft.com/office/drawing/2016/5/12/chartex" xmlns:cx7="http://schemas.microsoft.com/office/drawing/2016/5/13/chartex" xmlns:cx8="http://schemas.microsoft.com/office/drawing/2016/5/14/chartex" xmlns:mc="http://schemas.openxmlformats.org/markup-compatibility/2006" xmlns:aink="http://schemas.microsoft.com/office/drawing/2016/ink" xmlns:am3d="http://schemas.microsoft.com/office/drawing/2017/model3d" xmlns:o="urn:schemas-microsoft-com:office:office" xmlns:r="http://schemas.openxmlformats.org/officeDocument/2006/relationships" xmlns:m="http://schemas.openxmlformats.org/officeDocument/2006/math" xmlns:v="urn:schemas-microsoft-com:vml" xmlns:wp14="http://schemas.microsoft.com/office/word/2010/wordprocessingDrawing" xmlns:wp="http://schemas.openxmlformats.org/drawingml/2006/wordprocessingDrawing" xmlns:w10="urn:schemas-microsoft-com:office:word" xmlns:w="http://schemas.openxmlformats.org/wordprocessingml/2006/main" xmlns:w14="http://schemas.microsoft.com/office/word/2010/wordml" xmlns:w15="http://schemas.microsoft.com/office/word/2012/wordml" xmlns:w16cid="http://schemas.microsoft.com/office/word/2016/wordml/cid" xmlns:w16se="http://schemas.microsoft.com/office/word/2015/wordml/symex" xmlns:wpg="http://schemas.microsoft.com/office/word/2010/wordprocessingGroup" xmlns:wpi="http://schemas.microsoft.com/office/word/2010/wordprocessingInk" xmlns:wne="http://schemas.microsoft.com/office/word/2006/wordml" xmlns:wps="http://schemas.microsoft.com/office/word/2010/wordprocessingShape" mc:Ignorable="w14 w15 w16se w16cid wp14">
+  <w:footnote w:type="separator" w:id="-1">
+    <w:p>
+      <w:pPr>
+        <w:spacing w:after="0" w:line="240" w:lineRule="auto"/>
+      </w:pPr>
+      <w:r>
+        <w:separator/>
+      </w:r>
+    </w:p>
+  </w:footnote>
+  <w:footnote w:type="continuationSeparator" w:id="0">
+    <w:p>
+      <w:pPr>
+        <w:spacing w:after="0" w:line="240" w:lineRule="auto"/>
+      </w:pPr>
+      <w:r>
+        <w:continuationSeparator/>
+      </w:r>
+    </w:p>
+  </w:footnote>
+</w:footnotes>
 </file>
 
 <file path=word/numbering.xml><?xml version="1.0" encoding="utf-8"?>
@@ -3421,6 +3507,50 @@
       <w:shd w:val="clear" w:color="auto" w:fill="E1DFDD"/>
     </w:rPr>
   </w:style>
+  <w:style w:type="paragraph" w:styleId="a7">
+    <w:name w:val="header"/>
+    <w:basedOn w:val="a"/>
+    <w:link w:val="Char"/>
+    <w:uiPriority w:val="99"/>
+    <w:unhideWhenUsed/>
+    <w:rsid w:val="00BB720B"/>
+    <w:pPr>
+      <w:tabs>
+        <w:tab w:val="center" w:pos="4513"/>
+        <w:tab w:val="right" w:pos="9026"/>
+      </w:tabs>
+      <w:snapToGrid w:val="0"/>
+    </w:pPr>
+  </w:style>
+  <w:style w:type="character" w:customStyle="1" w:styleId="Char">
+    <w:name w:val="머리글 Char"/>
+    <w:basedOn w:val="a0"/>
+    <w:link w:val="a7"/>
+    <w:uiPriority w:val="99"/>
+    <w:rsid w:val="00BB720B"/>
+  </w:style>
+  <w:style w:type="paragraph" w:styleId="a8">
+    <w:name w:val="footer"/>
+    <w:basedOn w:val="a"/>
+    <w:link w:val="Char0"/>
+    <w:uiPriority w:val="99"/>
+    <w:unhideWhenUsed/>
+    <w:rsid w:val="00BB720B"/>
+    <w:pPr>
+      <w:tabs>
+        <w:tab w:val="center" w:pos="4513"/>
+        <w:tab w:val="right" w:pos="9026"/>
+      </w:tabs>
+      <w:snapToGrid w:val="0"/>
+    </w:pPr>
+  </w:style>
+  <w:style w:type="character" w:customStyle="1" w:styleId="Char0">
+    <w:name w:val="바닥글 Char"/>
+    <w:basedOn w:val="a0"/>
+    <w:link w:val="a8"/>
+    <w:uiPriority w:val="99"/>
+    <w:rsid w:val="00BB720B"/>
+  </w:style>
 </w:styles>
 </file>
 
@@ -3724,7 +3854,7 @@
 </file>
 
 <file path=customXml/itemProps1.xml><?xml version="1.0" encoding="utf-8"?>
-<ds:datastoreItem xmlns:ds="http://schemas.openxmlformats.org/officeDocument/2006/customXml" ds:itemID="{1778E272-D7EC-40F8-B1C9-83E3607C5EDA}">
+<ds:datastoreItem xmlns:ds="http://schemas.openxmlformats.org/officeDocument/2006/customXml" ds:itemID="{895AFEB7-8999-4311-BB55-F02E8D2700E3}">
   <ds:schemaRefs>
     <ds:schemaRef ds:uri="http://schemas.openxmlformats.org/officeDocument/2006/bibliography"/>
   </ds:schemaRefs>
